--- a/data/employees/EMP065/AST-EMP065-03.docx
+++ b/data/employees/EMP065/AST-EMP065-03.docx
@@ -7,10 +7,7 @@
         <w:pStyle w:val="Heading1"/>
       </w:pPr>
       <w:r>
-        <w:rPr>
-          <w:sz w:val="36"/>
-        </w:rPr>
-        <w:t>Design specification - EMP065</w:t>
+        <w:t>Ast Emp065 03 - EMP065</w:t>
       </w:r>
     </w:p>
     <w:p>
@@ -18,130 +15,32 @@
         <w:pStyle w:val="Heading2"/>
       </w:pPr>
       <w:r>
-        <w:t>Document Metadata</w:t>
-      </w:r>
-    </w:p>
-    <w:tbl>
-      <w:tblPr>
-        <w:tblStyle w:val="TableGrid"/>
-        <w:tblW w:type="auto" w:w="0"/>
-        <w:tblLook w:firstColumn="1" w:firstRow="1" w:lastColumn="0" w:lastRow="0" w:noHBand="0" w:noVBand="1" w:val="04A0"/>
-      </w:tblPr>
-      <w:tblGrid>
-        <w:gridCol w:w="4320"/>
-        <w:gridCol w:w="4320"/>
-      </w:tblGrid>
-      <w:tr>
-        <w:tc>
-          <w:tcPr>
-            <w:tcW w:type="dxa" w:w="4320"/>
-          </w:tcPr>
-          <w:p>
-            <w:r>
-              <w:t>Author</w:t>
-            </w:r>
-          </w:p>
-        </w:tc>
-        <w:tc>
-          <w:tcPr>
-            <w:tcW w:type="dxa" w:w="4320"/>
-          </w:tcPr>
-          <w:p>
-            <w:r>
-              <w:t>Casey Lee</w:t>
-            </w:r>
-          </w:p>
-        </w:tc>
-      </w:tr>
-      <w:tr>
-        <w:tc>
-          <w:tcPr>
-            <w:tcW w:type="dxa" w:w="4320"/>
-          </w:tcPr>
-          <w:p>
-            <w:r>
-              <w:t>Role / Department</w:t>
-            </w:r>
-          </w:p>
-        </w:tc>
-        <w:tc>
-          <w:tcPr>
-            <w:tcW w:type="dxa" w:w="4320"/>
-          </w:tcPr>
-          <w:p>
-            <w:r>
-              <w:t>Architect | Manufacturing</w:t>
-            </w:r>
-          </w:p>
-        </w:tc>
-      </w:tr>
-      <w:tr>
-        <w:tc>
-          <w:tcPr>
-            <w:tcW w:type="dxa" w:w="4320"/>
-          </w:tcPr>
-          <w:p>
-            <w:r>
-              <w:t>Location</w:t>
-            </w:r>
-          </w:p>
-        </w:tc>
-        <w:tc>
-          <w:tcPr>
-            <w:tcW w:type="dxa" w:w="4320"/>
-          </w:tcPr>
-          <w:p>
-            <w:r>
-              <w:t>Bengaluru</w:t>
-            </w:r>
-          </w:p>
-        </w:tc>
-      </w:tr>
-      <w:tr>
-        <w:tc>
-          <w:tcPr>
-            <w:tcW w:type="dxa" w:w="4320"/>
-          </w:tcPr>
-          <w:p>
-            <w:r>
-              <w:t>Last Modified</w:t>
-            </w:r>
-          </w:p>
-        </w:tc>
-        <w:tc>
-          <w:tcPr>
-            <w:tcW w:type="dxa" w:w="4320"/>
-          </w:tcPr>
-          <w:p>
-            <w:r>
-              <w:t>2025-03-10</w:t>
-            </w:r>
-          </w:p>
-        </w:tc>
-      </w:tr>
-    </w:tbl>
-    <w:p/>
-    <w:p>
-      <w:pPr>
-        <w:pStyle w:val="Heading2"/>
-      </w:pPr>
-      <w:r>
-        <w:t>Specification</w:t>
+        <w:t>Page 1</w:t>
       </w:r>
     </w:p>
     <w:p>
       <w:r>
-        <w:t>Design Specification: Automated Assembly Line Module</w:t>
+        <w:t>Section 1: Quarterly delivery milestones. EMP065 contributes to ast emp065 03 through recurring collaboration, clear ownership boundaries, and measurable outcomes. The team captures decisions, open issues, and handoffs so that knowledge remains discoverable for future programs.</w:t>
       </w:r>
     </w:p>
     <w:p>
       <w:r>
-        <w:t>Version: 1.3</w:t>
+        <w:t>Section 2: Quarterly delivery milestones. EMP065 contributes to ast emp065 03 through recurring collaboration, clear ownership boundaries, and measurable outcomes. The team captures decisions, open issues, and handoffs so that knowledge remains discoverable for future programs.</w:t>
       </w:r>
     </w:p>
     <w:p>
       <w:r>
-        <w:t>This specification details the design requirements for the automated assembly module, including conveyor speed tolerance (+-0.5%), sensor calibration intervals, and failsafe shutdown sequences. The module interfaces with the MES via OPC-UA protocol.</w:t>
+        <w:t>Section 3: Data quality remediation. EMP065 contributes to ast emp065 03 through recurring collaboration, clear ownership boundaries, and measurable outcomes. The team captures decisions, open issues, and handoffs so that knowledge remains discoverable for future programs.</w:t>
+      </w:r>
+    </w:p>
+    <w:p>
+      <w:r>
+        <w:t>Section 4: Quarterly delivery milestones. EMP065 contributes to ast emp065 03 through recurring collaboration, clear ownership boundaries, and measurable outcomes. The team captures decisions, open issues, and handoffs so that knowledge remains discoverable for future programs.</w:t>
+      </w:r>
+    </w:p>
+    <w:p>
+      <w:r>
+        <w:br w:type="page"/>
       </w:r>
     </w:p>
     <w:p>
@@ -149,12 +48,60 @@
         <w:pStyle w:val="Heading2"/>
       </w:pPr>
       <w:r>
-        <w:t>Author Competencies</w:t>
+        <w:t>Page 2</w:t>
       </w:r>
     </w:p>
     <w:p>
       <w:r>
-        <w:t>Power BI, TypeScript, MLOps, SQL</w:t>
+        <w:t>Section 1: Automation backlog refinement. EMP065 contributes to ast emp065 03 through recurring collaboration, clear ownership boundaries, and measurable outcomes. The team captures decisions, open issues, and handoffs so that knowledge remains discoverable for future programs.</w:t>
+      </w:r>
+    </w:p>
+    <w:p>
+      <w:r>
+        <w:t>Section 2: Data quality remediation. EMP065 contributes to ast emp065 03 through recurring collaboration, clear ownership boundaries, and measurable outcomes. The team captures decisions, open issues, and handoffs so that knowledge remains discoverable for future programs.</w:t>
+      </w:r>
+    </w:p>
+    <w:p>
+      <w:r>
+        <w:t>Section 3: Automation backlog refinement. EMP065 contributes to ast emp065 03 through recurring collaboration, clear ownership boundaries, and measurable outcomes. The team captures decisions, open issues, and handoffs so that knowledge remains discoverable for future programs.</w:t>
+      </w:r>
+    </w:p>
+    <w:p>
+      <w:r>
+        <w:t>Section 4: Operational risk review. EMP065 contributes to ast emp065 03 through recurring collaboration, clear ownership boundaries, and measurable outcomes. The team captures decisions, open issues, and handoffs so that knowledge remains discoverable for future programs.</w:t>
+      </w:r>
+    </w:p>
+    <w:p>
+      <w:r>
+        <w:br w:type="page"/>
+      </w:r>
+    </w:p>
+    <w:p>
+      <w:pPr>
+        <w:pStyle w:val="Heading2"/>
+      </w:pPr>
+      <w:r>
+        <w:t>Page 3</w:t>
+      </w:r>
+    </w:p>
+    <w:p>
+      <w:r>
+        <w:t>Section 1: Quarterly delivery milestones. EMP065 contributes to ast emp065 03 through recurring collaboration, clear ownership boundaries, and measurable outcomes. The team captures decisions, open issues, and handoffs so that knowledge remains discoverable for future programs.</w:t>
+      </w:r>
+    </w:p>
+    <w:p>
+      <w:r>
+        <w:t>Section 2: Knowledge transfer and onboarding. EMP065 contributes to ast emp065 03 through recurring collaboration, clear ownership boundaries, and measurable outcomes. The team captures decisions, open issues, and handoffs so that knowledge remains discoverable for future programs.</w:t>
+      </w:r>
+    </w:p>
+    <w:p>
+      <w:r>
+        <w:t>Section 3: Knowledge transfer and onboarding. EMP065 contributes to ast emp065 03 through recurring collaboration, clear ownership boundaries, and measurable outcomes. The team captures decisions, open issues, and handoffs so that knowledge remains discoverable for future programs.</w:t>
+      </w:r>
+    </w:p>
+    <w:p>
+      <w:r>
+        <w:t>Section 4: Knowledge transfer and onboarding. EMP065 contributes to ast emp065 03 through recurring collaboration, clear ownership boundaries, and measurable outcomes. The team captures decisions, open issues, and handoffs so that knowledge remains discoverable for future programs.</w:t>
       </w:r>
     </w:p>
     <w:sectPr>
